--- a/29_Admin/13_Communications_Kit.docx
+++ b/29_Admin/13_Communications_Kit.docx
@@ -89,7 +89,7 @@
           <w:color w:val="5A5C70"/>
           <w:sz w:val="17"/>
         </w:rPr>
-        <w:t>A free kit by Competence Collective · competencecollective.org · October 2026</w:t>
+        <w:t>Hackles · a free kit · quillsup.org · October 2026</w:t>
       </w:r>
     </w:p>
     <w:p>
@@ -149,8 +149,8 @@
         <w:tblLook w:firstColumn="1" w:firstRow="1" w:lastColumn="0" w:lastRow="0" w:noHBand="0" w:noVBand="1" w:val="04A0"/>
       </w:tblPr>
       <w:tblGrid>
-        <w:gridCol w:w="5025"/>
-        <w:gridCol w:w="4767"/>
+        <w:gridCol w:w="5033"/>
+        <w:gridCol w:w="4759"/>
       </w:tblGrid>
       <w:tr>
         <w:trPr>
@@ -159,7 +159,7 @@
         </w:trPr>
         <w:tc>
           <w:tcPr>
-            <w:tcW w:type="dxa" w:w="5025"/>
+            <w:tcW w:type="dxa" w:w="5033"/>
             <w:tcBorders>
               <w:bottom w:val="single" w:sz="6" w:space="0" w:color="2B2D42"/>
             </w:tcBorders>
@@ -187,7 +187,7 @@
         </w:tc>
         <w:tc>
           <w:tcPr>
-            <w:tcW w:type="dxa" w:w="4767"/>
+            <w:tcW w:type="dxa" w:w="4759"/>
             <w:tcBorders>
               <w:bottom w:val="single" w:sz="6" w:space="0" w:color="2B2D42"/>
             </w:tcBorders>
@@ -220,7 +220,7 @@
         </w:trPr>
         <w:tc>
           <w:tcPr>
-            <w:tcW w:type="dxa" w:w="5025"/>
+            <w:tcW w:type="dxa" w:w="5033"/>
             <w:tcMar>
               <w:top w:w="50" w:type="dxa"/>
               <w:left w:w="0" w:type="dxa"/>
@@ -243,7 +243,7 @@
         </w:tc>
         <w:tc>
           <w:tcPr>
-            <w:tcW w:type="dxa" w:w="4767"/>
+            <w:tcW w:type="dxa" w:w="4759"/>
             <w:tcMar>
               <w:top w:w="50" w:type="dxa"/>
               <w:left w:w="90" w:type="dxa"/>
@@ -271,7 +271,7 @@
         </w:trPr>
         <w:tc>
           <w:tcPr>
-            <w:tcW w:type="dxa" w:w="5025"/>
+            <w:tcW w:type="dxa" w:w="5033"/>
             <w:tcMar>
               <w:top w:w="50" w:type="dxa"/>
               <w:left w:w="0" w:type="dxa"/>
@@ -294,7 +294,7 @@
         </w:tc>
         <w:tc>
           <w:tcPr>
-            <w:tcW w:type="dxa" w:w="4767"/>
+            <w:tcW w:type="dxa" w:w="4759"/>
             <w:tcMar>
               <w:top w:w="50" w:type="dxa"/>
               <w:left w:w="90" w:type="dxa"/>
@@ -322,7 +322,7 @@
         </w:trPr>
         <w:tc>
           <w:tcPr>
-            <w:tcW w:type="dxa" w:w="5025"/>
+            <w:tcW w:type="dxa" w:w="5033"/>
             <w:tcMar>
               <w:top w:w="50" w:type="dxa"/>
               <w:left w:w="0" w:type="dxa"/>
@@ -345,7 +345,7 @@
         </w:tc>
         <w:tc>
           <w:tcPr>
-            <w:tcW w:type="dxa" w:w="4767"/>
+            <w:tcW w:type="dxa" w:w="4759"/>
             <w:tcMar>
               <w:top w:w="50" w:type="dxa"/>
               <w:left w:w="90" w:type="dxa"/>
@@ -373,7 +373,7 @@
         </w:trPr>
         <w:tc>
           <w:tcPr>
-            <w:tcW w:type="dxa" w:w="5025"/>
+            <w:tcW w:type="dxa" w:w="5033"/>
             <w:tcMar>
               <w:top w:w="50" w:type="dxa"/>
               <w:left w:w="0" w:type="dxa"/>
@@ -396,7 +396,7 @@
         </w:tc>
         <w:tc>
           <w:tcPr>
-            <w:tcW w:type="dxa" w:w="4767"/>
+            <w:tcW w:type="dxa" w:w="4759"/>
             <w:tcMar>
               <w:top w:w="50" w:type="dxa"/>
               <w:left w:w="90" w:type="dxa"/>
@@ -424,7 +424,7 @@
         </w:trPr>
         <w:tc>
           <w:tcPr>
-            <w:tcW w:type="dxa" w:w="5025"/>
+            <w:tcW w:type="dxa" w:w="5033"/>
             <w:tcMar>
               <w:top w:w="50" w:type="dxa"/>
               <w:left w:w="0" w:type="dxa"/>
@@ -441,13 +441,13 @@
                 <w:rFonts w:ascii="Calibri" w:hAnsi="Calibri"/>
                 <w:sz w:val="19"/>
               </w:rPr>
-              <w:t>"a free kit from Competence Collective"</w:t>
+              <w:t>"a free kit from the Hackles team (quillsup.org)"</w:t>
             </w:r>
           </w:p>
         </w:tc>
         <w:tc>
           <w:tcPr>
-            <w:tcW w:type="dxa" w:w="4767"/>
+            <w:tcW w:type="dxa" w:w="4759"/>
             <w:tcMar>
               <w:top w:w="50" w:type="dxa"/>
               <w:left w:w="90" w:type="dxa"/>
@@ -475,7 +475,7 @@
         </w:trPr>
         <w:tc>
           <w:tcPr>
-            <w:tcW w:type="dxa" w:w="5025"/>
+            <w:tcW w:type="dxa" w:w="5033"/>
             <w:tcMar>
               <w:top w:w="50" w:type="dxa"/>
               <w:left w:w="0" w:type="dxa"/>
@@ -498,7 +498,7 @@
         </w:tc>
         <w:tc>
           <w:tcPr>
-            <w:tcW w:type="dxa" w:w="4767"/>
+            <w:tcW w:type="dxa" w:w="4759"/>
             <w:tcMar>
               <w:top w:w="50" w:type="dxa"/>
               <w:left w:w="90" w:type="dxa"/>
@@ -746,7 +746,7 @@
               <w:rPr>
                 <w:sz w:val="19"/>
               </w:rPr>
-              <w:t>Our school has chosen Hackles, a free online-safety kit from Competence Collective, as a supplemental resource for [grades]. Each week, students practice noticing the "something is off" feeling, pausing, checking, and telling a trusted adult. Lessons use paper and projected slides. The kit has no student accounts and collects no student data. A few lessons cover sensitive topics such as unsafe contact and fake images, and we will write to families two weeks ahead, with a chance to preview materials or choose an alternate activity. Contact [name] at [email].</w:t>
+              <w:t>Our school has chosen Hackles, a free online-safety kit from the Hackles team (quillsup.org), as a supplemental resource for [grades]. Each week, students practice noticing the "something is off" feeling, pausing, checking, and telling a trusted adult. Lessons use paper and projected slides. The kit has no student accounts and collects no student data. A few lessons cover sensitive topics such as unsafe contact and fake images, and we will write to families two weeks ahead, with a chance to preview materials or choose an alternate activity. Contact [name] at [email].</w:t>
             </w:r>
           </w:p>
         </w:tc>
@@ -913,7 +913,7 @@
               <w:rPr>
                 <w:sz w:val="19"/>
               </w:rPr>
-              <w:t xml:space="preserve"> Hackles is free and comes from Competence Collective, a company that also makes training for colleges and professionals. It has not been evaluated in a controlled study, and it is not approved by any state agency. We chose it because [your reason].</w:t>
+              <w:t xml:space="preserve"> Hackles is free and comes from a small team of educators and security practitioners (quillsup.org). It has not been evaluated in a controlled study, and it is not approved by any state agency. We chose it because [your reason].</w:t>
             </w:r>
           </w:p>
           <w:p>
@@ -2077,7 +2077,7 @@
       </w:pPr>
       <w:r>
         <w:rPr/>
-        <w:t>Linking to Competence Collective's other products from student-facing pages. Adult-facing pages may mention it once, honestly.</w:t>
+        <w:t>Linking to the publisher's other products from school materials. The one place they are named is the About section of quillsup.org.</w:t>
       </w:r>
     </w:p>
     <w:p>
@@ -2123,7 +2123,7 @@
         <w:color w:val="5A5C70"/>
         <w:sz w:val="14"/>
       </w:rPr>
-      <w:t>Hackles · © 2026 Competence Collective · competencecollective.org · Text CC BY-NC 4.0 · Name, logos and art: all rights reserved</w:t>
+      <w:t>Hackles · quillsup.org · © 2026 Competence Collective · Text CC BY-NC 4.0 · Name, logos and art: all rights reserved</w:t>
     </w:r>
     <w:r>
       <w:tab/>
@@ -2191,7 +2191,7 @@
         <w:color w:val="5A5C70"/>
         <w:sz w:val="14"/>
       </w:rPr>
-      <w:t>Hackles · © 2026 Competence Collective · competencecollective.org · Text CC BY-NC 4.0 · Name, logos and art: all rights reserved</w:t>
+      <w:t>Hackles · quillsup.org · © 2026 Competence Collective · Text CC BY-NC 4.0 · Name, logos and art: all rights reserved</w:t>
     </w:r>
     <w:r>
       <w:tab/>
